--- a/Files/Core/Forms/Modified/GeneralLiability/Forms/Multistate/SSCSANCTIONSENDCW0823.docx
+++ b/Files/Core/Forms/Modified/GeneralLiability/Forms/Multistate/SSCSANCTIONSENDCW0823.docx
@@ -6,7 +6,6 @@
     <w:tbl>
       <w:tblPr>
         <w:tblW w:w="10626" w:type="dxa"/>
-        <w:tblInd w:w="-108" w:type="dxa"/>
         <w:tblLook w:val="01E0"/>
       </w:tblPr>
       <w:tblGrid>
@@ -16,7 +15,6 @@
       <w:tr>
         <w:tblPrEx>
           <w:tblW w:w="10626" w:type="dxa"/>
-          <w:tblInd w:w="-108" w:type="dxa"/>
           <w:tblLook w:val="01E0"/>
         </w:tblPrEx>
         <w:tc>
@@ -167,7 +165,6 @@
       <w:tr>
         <w:tblPrEx>
           <w:tblW w:w="10626" w:type="dxa"/>
-          <w:tblInd w:w="-108" w:type="dxa"/>
           <w:tblLook w:val="01E0"/>
         </w:tblPrEx>
         <w:tc>
@@ -1303,7 +1300,6 @@
     <w:tblPr>
       <w:tblW w:w="10400" w:type="dxa"/>
       <w:jc w:val="center"/>
-      <w:tblInd w:w="-108" w:type="dxa"/>
       <w:tblLook w:val="04A0"/>
     </w:tblPr>
     <w:tblGrid>
@@ -1314,7 +1310,6 @@
       <w:tblPrEx>
         <w:tblW w:w="10400" w:type="dxa"/>
         <w:jc w:val="center"/>
-        <w:tblInd w:w="-108" w:type="dxa"/>
         <w:tblLook w:val="04A0"/>
       </w:tblPrEx>
       <w:trPr>
@@ -1464,7 +1459,6 @@
       <w:tblPrEx>
         <w:tblW w:w="10400" w:type="dxa"/>
         <w:jc w:val="center"/>
-        <w:tblInd w:w="-108" w:type="dxa"/>
         <w:tblLook w:val="04A0"/>
       </w:tblPrEx>
       <w:trPr>
@@ -1578,7 +1572,6 @@
       <w:tblPrEx>
         <w:tblW w:w="10400" w:type="dxa"/>
         <w:jc w:val="center"/>
-        <w:tblInd w:w="-108" w:type="dxa"/>
         <w:tblLook w:val="04A0"/>
       </w:tblPrEx>
       <w:trPr>
@@ -1715,7 +1708,6 @@
       <w:tblPrEx>
         <w:tblW w:w="10400" w:type="dxa"/>
         <w:jc w:val="center"/>
-        <w:tblInd w:w="-108" w:type="dxa"/>
         <w:tblLook w:val="04A0"/>
       </w:tblPrEx>
       <w:trPr>

--- a/Files/Core/Forms/Modified/GeneralLiability/Forms/Multistate/SSCSANCTIONSENDCW0823.docx
+++ b/Files/Core/Forms/Modified/GeneralLiability/Forms/Multistate/SSCSANCTIONSENDCW0823.docx
@@ -1,22 +1,17 @@
 
 <file path=word/document.xml><?xml version="1.0" encoding="utf-8"?>
-<w:document xmlns:wpc="http://schemas.microsoft.com/office/word/2010/wordprocessingCanvas" xmlns:cx="http://schemas.microsoft.com/office/drawing/2014/chartex" xmlns:cx1="http://schemas.microsoft.com/office/drawing/2015/9/8/chartex" xmlns:cx2="http://schemas.microsoft.com/office/drawing/2015/10/21/chartex" xmlns:cx3="http://schemas.microsoft.com/office/drawing/2016/5/9/chartex" xmlns:cx4="http://schemas.microsoft.com/office/drawing/2016/5/10/chartex" xmlns:cx5="http://schemas.microsoft.com/office/drawing/2016/5/11/chartex" xmlns:mc="http://schemas.openxmlformats.org/markup-compatibility/2006" xmlns:o="urn:schemas-microsoft-com:office:office" xmlns:r="http://schemas.openxmlformats.org/officeDocument/2006/relationships" xmlns:m="http://schemas.openxmlformats.org/officeDocument/2006/math" xmlns:v="urn:schemas-microsoft-com:vml" xmlns:wp14="http://schemas.microsoft.com/office/word/2010/wordprocessingDrawing" xmlns:wp="http://schemas.openxmlformats.org/drawingml/2006/wordprocessingDrawing" xmlns:w10="urn:schemas-microsoft-com:office:word" xmlns:w="http://schemas.openxmlformats.org/wordprocessingml/2006/main" xmlns:w14="http://schemas.microsoft.com/office/word/2010/wordml" xmlns:w15="http://schemas.microsoft.com/office/word/2012/wordml" xmlns:wne="http://schemas.microsoft.com/office/word/2006/wordml" xmlns:wpg="http://schemas.microsoft.com/office/word/2010/wordprocessingGroup" xmlns:wpi="http://schemas.microsoft.com/office/word/2010/wordprocessingInk" xmlns:wps="http://schemas.microsoft.com/office/word/2010/wordprocessingShape" mc:Ignorable="w14 w15 wp14">
-  <!-- Generated by Aspose.Words for .NET 23.2.0 -->
+<w:document xmlns:wpc="http://schemas.microsoft.com/office/word/2010/wordprocessingCanvas" xmlns:cx="http://schemas.microsoft.com/office/drawing/2014/chartex" xmlns:cx1="http://schemas.microsoft.com/office/drawing/2015/9/8/chartex" xmlns:cx2="http://schemas.microsoft.com/office/drawing/2015/10/21/chartex" xmlns:cx3="http://schemas.microsoft.com/office/drawing/2016/5/9/chartex" xmlns:cx4="http://schemas.microsoft.com/office/drawing/2016/5/10/chartex" xmlns:cx5="http://schemas.microsoft.com/office/drawing/2016/5/11/chartex" xmlns:cx6="http://schemas.microsoft.com/office/drawing/2016/5/12/chartex" xmlns:cx7="http://schemas.microsoft.com/office/drawing/2016/5/13/chartex" xmlns:cx8="http://schemas.microsoft.com/office/drawing/2016/5/14/chartex" xmlns:mc="http://schemas.openxmlformats.org/markup-compatibility/2006" xmlns:aink="http://schemas.microsoft.com/office/drawing/2016/ink" xmlns:am3d="http://schemas.microsoft.com/office/drawing/2017/model3d" xmlns:o="urn:schemas-microsoft-com:office:office" xmlns:oel="http://schemas.microsoft.com/office/2019/extlst" xmlns:r="http://schemas.openxmlformats.org/officeDocument/2006/relationships" xmlns:m="http://schemas.openxmlformats.org/officeDocument/2006/math" xmlns:v="urn:schemas-microsoft-com:vml" xmlns:wp14="http://schemas.microsoft.com/office/word/2010/wordprocessingDrawing" xmlns:wp="http://schemas.openxmlformats.org/drawingml/2006/wordprocessingDrawing" xmlns:w10="urn:schemas-microsoft-com:office:word" xmlns:w="http://schemas.openxmlformats.org/wordprocessingml/2006/main" xmlns:w14="http://schemas.microsoft.com/office/word/2010/wordml" xmlns:w15="http://schemas.microsoft.com/office/word/2012/wordml" xmlns:w16cex="http://schemas.microsoft.com/office/word/2018/wordml/cex" xmlns:w16cid="http://schemas.microsoft.com/office/word/2016/wordml/cid" xmlns:w16="http://schemas.microsoft.com/office/word/2018/wordml" xmlns:w16du="http://schemas.microsoft.com/office/word/2023/wordml/word16du" xmlns:w16sdtdh="http://schemas.microsoft.com/office/word/2020/wordml/sdtdatahash" xmlns:w16sdtfl="http://schemas.microsoft.com/office/word/2024/wordml/sdtformatlock" xmlns:w16se="http://schemas.microsoft.com/office/word/2015/wordml/symex" xmlns:wpg="http://schemas.microsoft.com/office/word/2010/wordprocessingGroup" xmlns:wpi="http://schemas.microsoft.com/office/word/2010/wordprocessingInk" xmlns:wne="http://schemas.microsoft.com/office/word/2006/wordml" xmlns:wps="http://schemas.microsoft.com/office/word/2010/wordprocessingShape" mc:Ignorable="w14 w15 w16se w16cid w16 w16cex w16sdtdh w16sdtfl w16du wp14">
   <w:body>
     <w:tbl>
       <w:tblPr>
         <w:tblW w:w="10626" w:type="dxa"/>
-        <w:tblLook w:val="01E0"/>
+        <w:tblLook w:val="01E0" w:firstRow="1" w:lastRow="1" w:firstColumn="1" w:lastColumn="1" w:noHBand="0" w:noVBand="0"/>
       </w:tblPr>
       <w:tblGrid>
         <w:gridCol w:w="5400"/>
         <w:gridCol w:w="5226"/>
       </w:tblGrid>
       <w:tr>
-        <w:tblPrEx>
-          <w:tblW w:w="10626" w:type="dxa"/>
-          <w:tblLook w:val="01E0"/>
-        </w:tblPrEx>
         <w:tc>
           <w:tcPr>
             <w:tcW w:w="5400" w:type="dxa"/>
@@ -163,10 +158,6 @@
         </w:tc>
       </w:tr>
       <w:tr>
-        <w:tblPrEx>
-          <w:tblW w:w="10626" w:type="dxa"/>
-          <w:tblLook w:val="01E0"/>
-        </w:tblPrEx>
         <w:tc>
           <w:tcPr>
             <w:tcW w:w="5400" w:type="dxa"/>
@@ -1088,8 +1079,8 @@
       </w:pPr>
     </w:p>
     <w:sectPr>
-      <w:headerReference w:type="default" r:id="rId8"/>
-      <w:footerReference w:type="first" r:id="rId9"/>
+      <w:headerReference w:type="default" r:id="rId10"/>
+      <w:footerReference w:type="first" r:id="rId11"/>
       <w:type w:val="continuous"/>
       <w:pgSz w:w="12240" w:h="15840"/>
       <w:pgMar w:top="840" w:right="520" w:bottom="280" w:left="580" w:header="720" w:footer="720" w:gutter="0"/>
@@ -1101,8 +1092,27 @@
 </w:document>
 </file>
 
+<file path=word/endnotes.xml><?xml version="1.0" encoding="utf-8"?>
+<w:endnotes xmlns:wpc="http://schemas.microsoft.com/office/word/2010/wordprocessingCanvas" xmlns:cx="http://schemas.microsoft.com/office/drawing/2014/chartex" xmlns:cx1="http://schemas.microsoft.com/office/drawing/2015/9/8/chartex" xmlns:cx2="http://schemas.microsoft.com/office/drawing/2015/10/21/chartex" xmlns:cx3="http://schemas.microsoft.com/office/drawing/2016/5/9/chartex" xmlns:cx4="http://schemas.microsoft.com/office/drawing/2016/5/10/chartex" xmlns:cx5="http://schemas.microsoft.com/office/drawing/2016/5/11/chartex" xmlns:cx6="http://schemas.microsoft.com/office/drawing/2016/5/12/chartex" xmlns:cx7="http://schemas.microsoft.com/office/drawing/2016/5/13/chartex" xmlns:cx8="http://schemas.microsoft.com/office/drawing/2016/5/14/chartex" xmlns:mc="http://schemas.openxmlformats.org/markup-compatibility/2006" xmlns:aink="http://schemas.microsoft.com/office/drawing/2016/ink" xmlns:am3d="http://schemas.microsoft.com/office/drawing/2017/model3d" xmlns:o="urn:schemas-microsoft-com:office:office" xmlns:oel="http://schemas.microsoft.com/office/2019/extlst" xmlns:r="http://schemas.openxmlformats.org/officeDocument/2006/relationships" xmlns:m="http://schemas.openxmlformats.org/officeDocument/2006/math" xmlns:v="urn:schemas-microsoft-com:vml" xmlns:wp14="http://schemas.microsoft.com/office/word/2010/wordprocessingDrawing" xmlns:wp="http://schemas.openxmlformats.org/drawingml/2006/wordprocessingDrawing" xmlns:w10="urn:schemas-microsoft-com:office:word" xmlns:w="http://schemas.openxmlformats.org/wordprocessingml/2006/main" xmlns:w14="http://schemas.microsoft.com/office/word/2010/wordml" xmlns:w15="http://schemas.microsoft.com/office/word/2012/wordml" xmlns:w16cex="http://schemas.microsoft.com/office/word/2018/wordml/cex" xmlns:w16cid="http://schemas.microsoft.com/office/word/2016/wordml/cid" xmlns:w16="http://schemas.microsoft.com/office/word/2018/wordml" xmlns:w16du="http://schemas.microsoft.com/office/word/2023/wordml/word16du" xmlns:w16sdtdh="http://schemas.microsoft.com/office/word/2020/wordml/sdtdatahash" xmlns:w16sdtfl="http://schemas.microsoft.com/office/word/2024/wordml/sdtformatlock" xmlns:w16se="http://schemas.microsoft.com/office/word/2015/wordml/symex" xmlns:wpg="http://schemas.microsoft.com/office/word/2010/wordprocessingGroup" xmlns:wpi="http://schemas.microsoft.com/office/word/2010/wordprocessingInk" xmlns:wne="http://schemas.microsoft.com/office/word/2006/wordml" xmlns:wps="http://schemas.microsoft.com/office/word/2010/wordprocessingShape" mc:Ignorable="w14 w15 w16se w16cid w16 w16cex w16sdtdh w16sdtfl w16du wp14">
+  <w:endnote w:type="separator" w:id="-1">
+    <w:p>
+      <w:r>
+        <w:separator/>
+      </w:r>
+    </w:p>
+  </w:endnote>
+  <w:endnote w:type="continuationSeparator" w:id="0">
+    <w:p>
+      <w:r>
+        <w:continuationSeparator/>
+      </w:r>
+    </w:p>
+  </w:endnote>
+</w:endnotes>
+</file>
+
 <file path=word/footer1.xml><?xml version="1.0" encoding="utf-8"?>
-<w:ftr xmlns:wpc="http://schemas.microsoft.com/office/word/2010/wordprocessingCanvas" xmlns:cx="http://schemas.microsoft.com/office/drawing/2014/chartex" xmlns:cx1="http://schemas.microsoft.com/office/drawing/2015/9/8/chartex" xmlns:cx2="http://schemas.microsoft.com/office/drawing/2015/10/21/chartex" xmlns:cx3="http://schemas.microsoft.com/office/drawing/2016/5/9/chartex" xmlns:cx4="http://schemas.microsoft.com/office/drawing/2016/5/10/chartex" xmlns:cx5="http://schemas.microsoft.com/office/drawing/2016/5/11/chartex" xmlns:mc="http://schemas.openxmlformats.org/markup-compatibility/2006" xmlns:o="urn:schemas-microsoft-com:office:office" xmlns:r="http://schemas.openxmlformats.org/officeDocument/2006/relationships" xmlns:m="http://schemas.openxmlformats.org/officeDocument/2006/math" xmlns:v="urn:schemas-microsoft-com:vml" xmlns:wp14="http://schemas.microsoft.com/office/word/2010/wordprocessingDrawing" xmlns:wp="http://schemas.openxmlformats.org/drawingml/2006/wordprocessingDrawing" xmlns:w10="urn:schemas-microsoft-com:office:word" xmlns:w="http://schemas.openxmlformats.org/wordprocessingml/2006/main" xmlns:w14="http://schemas.microsoft.com/office/word/2010/wordml" xmlns:w15="http://schemas.microsoft.com/office/word/2012/wordml" xmlns:wne="http://schemas.microsoft.com/office/word/2006/wordml" xmlns:wpg="http://schemas.microsoft.com/office/word/2010/wordprocessingGroup" xmlns:wpi="http://schemas.microsoft.com/office/word/2010/wordprocessingInk" xmlns:wps="http://schemas.microsoft.com/office/word/2010/wordprocessingShape" mc:Ignorable="w14 w15 wp14">
+<w:ftr xmlns:wpc="http://schemas.microsoft.com/office/word/2010/wordprocessingCanvas" xmlns:cx="http://schemas.microsoft.com/office/drawing/2014/chartex" xmlns:cx1="http://schemas.microsoft.com/office/drawing/2015/9/8/chartex" xmlns:cx2="http://schemas.microsoft.com/office/drawing/2015/10/21/chartex" xmlns:cx3="http://schemas.microsoft.com/office/drawing/2016/5/9/chartex" xmlns:cx4="http://schemas.microsoft.com/office/drawing/2016/5/10/chartex" xmlns:cx5="http://schemas.microsoft.com/office/drawing/2016/5/11/chartex" xmlns:cx6="http://schemas.microsoft.com/office/drawing/2016/5/12/chartex" xmlns:cx7="http://schemas.microsoft.com/office/drawing/2016/5/13/chartex" xmlns:cx8="http://schemas.microsoft.com/office/drawing/2016/5/14/chartex" xmlns:mc="http://schemas.openxmlformats.org/markup-compatibility/2006" xmlns:aink="http://schemas.microsoft.com/office/drawing/2016/ink" xmlns:am3d="http://schemas.microsoft.com/office/drawing/2017/model3d" xmlns:o="urn:schemas-microsoft-com:office:office" xmlns:oel="http://schemas.microsoft.com/office/2019/extlst" xmlns:r="http://schemas.openxmlformats.org/officeDocument/2006/relationships" xmlns:m="http://schemas.openxmlformats.org/officeDocument/2006/math" xmlns:v="urn:schemas-microsoft-com:vml" xmlns:wp14="http://schemas.microsoft.com/office/word/2010/wordprocessingDrawing" xmlns:wp="http://schemas.openxmlformats.org/drawingml/2006/wordprocessingDrawing" xmlns:w10="urn:schemas-microsoft-com:office:word" xmlns:w="http://schemas.openxmlformats.org/wordprocessingml/2006/main" xmlns:w14="http://schemas.microsoft.com/office/word/2010/wordml" xmlns:w15="http://schemas.microsoft.com/office/word/2012/wordml" xmlns:w16cex="http://schemas.microsoft.com/office/word/2018/wordml/cex" xmlns:w16cid="http://schemas.microsoft.com/office/word/2016/wordml/cid" xmlns:w16="http://schemas.microsoft.com/office/word/2018/wordml" xmlns:w16du="http://schemas.microsoft.com/office/word/2023/wordml/word16du" xmlns:w16sdtdh="http://schemas.microsoft.com/office/word/2020/wordml/sdtdatahash" xmlns:w16sdtfl="http://schemas.microsoft.com/office/word/2024/wordml/sdtformatlock" xmlns:w16se="http://schemas.microsoft.com/office/word/2015/wordml/symex" xmlns:wpg="http://schemas.microsoft.com/office/word/2010/wordprocessingGroup" xmlns:wpi="http://schemas.microsoft.com/office/word/2010/wordprocessingInk" xmlns:wne="http://schemas.microsoft.com/office/word/2006/wordml" xmlns:wps="http://schemas.microsoft.com/office/word/2010/wordprocessingShape" mc:Ignorable="w14 w15 w16se w16cid w16 w16cex w16sdtdh w16sdtfl w16du wp14">
   <w:p>
     <w:pPr>
       <w:pStyle w:val="Footer"/>
@@ -1294,24 +1304,38 @@
 </w:ftr>
 </file>
 
+<file path=word/footnotes.xml><?xml version="1.0" encoding="utf-8"?>
+<w:footnotes xmlns:wpc="http://schemas.microsoft.com/office/word/2010/wordprocessingCanvas" xmlns:cx="http://schemas.microsoft.com/office/drawing/2014/chartex" xmlns:cx1="http://schemas.microsoft.com/office/drawing/2015/9/8/chartex" xmlns:cx2="http://schemas.microsoft.com/office/drawing/2015/10/21/chartex" xmlns:cx3="http://schemas.microsoft.com/office/drawing/2016/5/9/chartex" xmlns:cx4="http://schemas.microsoft.com/office/drawing/2016/5/10/chartex" xmlns:cx5="http://schemas.microsoft.com/office/drawing/2016/5/11/chartex" xmlns:cx6="http://schemas.microsoft.com/office/drawing/2016/5/12/chartex" xmlns:cx7="http://schemas.microsoft.com/office/drawing/2016/5/13/chartex" xmlns:cx8="http://schemas.microsoft.com/office/drawing/2016/5/14/chartex" xmlns:mc="http://schemas.openxmlformats.org/markup-compatibility/2006" xmlns:aink="http://schemas.microsoft.com/office/drawing/2016/ink" xmlns:am3d="http://schemas.microsoft.com/office/drawing/2017/model3d" xmlns:o="urn:schemas-microsoft-com:office:office" xmlns:oel="http://schemas.microsoft.com/office/2019/extlst" xmlns:r="http://schemas.openxmlformats.org/officeDocument/2006/relationships" xmlns:m="http://schemas.openxmlformats.org/officeDocument/2006/math" xmlns:v="urn:schemas-microsoft-com:vml" xmlns:wp14="http://schemas.microsoft.com/office/word/2010/wordprocessingDrawing" xmlns:wp="http://schemas.openxmlformats.org/drawingml/2006/wordprocessingDrawing" xmlns:w10="urn:schemas-microsoft-com:office:word" xmlns:w="http://schemas.openxmlformats.org/wordprocessingml/2006/main" xmlns:w14="http://schemas.microsoft.com/office/word/2010/wordml" xmlns:w15="http://schemas.microsoft.com/office/word/2012/wordml" xmlns:w16cex="http://schemas.microsoft.com/office/word/2018/wordml/cex" xmlns:w16cid="http://schemas.microsoft.com/office/word/2016/wordml/cid" xmlns:w16="http://schemas.microsoft.com/office/word/2018/wordml" xmlns:w16du="http://schemas.microsoft.com/office/word/2023/wordml/word16du" xmlns:w16sdtdh="http://schemas.microsoft.com/office/word/2020/wordml/sdtdatahash" xmlns:w16sdtfl="http://schemas.microsoft.com/office/word/2024/wordml/sdtformatlock" xmlns:w16se="http://schemas.microsoft.com/office/word/2015/wordml/symex" xmlns:wpg="http://schemas.microsoft.com/office/word/2010/wordprocessingGroup" xmlns:wpi="http://schemas.microsoft.com/office/word/2010/wordprocessingInk" xmlns:wne="http://schemas.microsoft.com/office/word/2006/wordml" xmlns:wps="http://schemas.microsoft.com/office/word/2010/wordprocessingShape" mc:Ignorable="w14 w15 w16se w16cid w16 w16cex w16sdtdh w16sdtfl w16du wp14">
+  <w:footnote w:type="separator" w:id="-1">
+    <w:p>
+      <w:r>
+        <w:separator/>
+      </w:r>
+    </w:p>
+  </w:footnote>
+  <w:footnote w:type="continuationSeparator" w:id="0">
+    <w:p>
+      <w:r>
+        <w:continuationSeparator/>
+      </w:r>
+    </w:p>
+  </w:footnote>
+</w:footnotes>
+</file>
+
 <file path=word/header1.xml><?xml version="1.0" encoding="utf-8"?>
-<w:hdr xmlns:wpc="http://schemas.microsoft.com/office/word/2010/wordprocessingCanvas" xmlns:cx="http://schemas.microsoft.com/office/drawing/2014/chartex" xmlns:cx1="http://schemas.microsoft.com/office/drawing/2015/9/8/chartex" xmlns:cx2="http://schemas.microsoft.com/office/drawing/2015/10/21/chartex" xmlns:cx3="http://schemas.microsoft.com/office/drawing/2016/5/9/chartex" xmlns:cx4="http://schemas.microsoft.com/office/drawing/2016/5/10/chartex" xmlns:cx5="http://schemas.microsoft.com/office/drawing/2016/5/11/chartex" xmlns:mc="http://schemas.openxmlformats.org/markup-compatibility/2006" xmlns:o="urn:schemas-microsoft-com:office:office" xmlns:r="http://schemas.openxmlformats.org/officeDocument/2006/relationships" xmlns:m="http://schemas.openxmlformats.org/officeDocument/2006/math" xmlns:v="urn:schemas-microsoft-com:vml" xmlns:wp14="http://schemas.microsoft.com/office/word/2010/wordprocessingDrawing" xmlns:wp="http://schemas.openxmlformats.org/drawingml/2006/wordprocessingDrawing" xmlns:w10="urn:schemas-microsoft-com:office:word" xmlns:w="http://schemas.openxmlformats.org/wordprocessingml/2006/main" xmlns:w14="http://schemas.microsoft.com/office/word/2010/wordml" xmlns:w15="http://schemas.microsoft.com/office/word/2012/wordml" xmlns:wne="http://schemas.microsoft.com/office/word/2006/wordml" xmlns:wpg="http://schemas.microsoft.com/office/word/2010/wordprocessingGroup" xmlns:wpi="http://schemas.microsoft.com/office/word/2010/wordprocessingInk" xmlns:wps="http://schemas.microsoft.com/office/word/2010/wordprocessingShape" mc:Ignorable="w14 w15 wp14">
+<w:hdr xmlns:wpc="http://schemas.microsoft.com/office/word/2010/wordprocessingCanvas" xmlns:cx="http://schemas.microsoft.com/office/drawing/2014/chartex" xmlns:cx1="http://schemas.microsoft.com/office/drawing/2015/9/8/chartex" xmlns:cx2="http://schemas.microsoft.com/office/drawing/2015/10/21/chartex" xmlns:cx3="http://schemas.microsoft.com/office/drawing/2016/5/9/chartex" xmlns:cx4="http://schemas.microsoft.com/office/drawing/2016/5/10/chartex" xmlns:cx5="http://schemas.microsoft.com/office/drawing/2016/5/11/chartex" xmlns:cx6="http://schemas.microsoft.com/office/drawing/2016/5/12/chartex" xmlns:cx7="http://schemas.microsoft.com/office/drawing/2016/5/13/chartex" xmlns:cx8="http://schemas.microsoft.com/office/drawing/2016/5/14/chartex" xmlns:mc="http://schemas.openxmlformats.org/markup-compatibility/2006" xmlns:aink="http://schemas.microsoft.com/office/drawing/2016/ink" xmlns:am3d="http://schemas.microsoft.com/office/drawing/2017/model3d" xmlns:o="urn:schemas-microsoft-com:office:office" xmlns:oel="http://schemas.microsoft.com/office/2019/extlst" xmlns:r="http://schemas.openxmlformats.org/officeDocument/2006/relationships" xmlns:m="http://schemas.openxmlformats.org/officeDocument/2006/math" xmlns:v="urn:schemas-microsoft-com:vml" xmlns:wp14="http://schemas.microsoft.com/office/word/2010/wordprocessingDrawing" xmlns:wp="http://schemas.openxmlformats.org/drawingml/2006/wordprocessingDrawing" xmlns:w10="urn:schemas-microsoft-com:office:word" xmlns:w="http://schemas.openxmlformats.org/wordprocessingml/2006/main" xmlns:w14="http://schemas.microsoft.com/office/word/2010/wordml" xmlns:w15="http://schemas.microsoft.com/office/word/2012/wordml" xmlns:w16cex="http://schemas.microsoft.com/office/word/2018/wordml/cex" xmlns:w16cid="http://schemas.microsoft.com/office/word/2016/wordml/cid" xmlns:w16="http://schemas.microsoft.com/office/word/2018/wordml" xmlns:w16du="http://schemas.microsoft.com/office/word/2023/wordml/word16du" xmlns:w16sdtdh="http://schemas.microsoft.com/office/word/2020/wordml/sdtdatahash" xmlns:w16sdtfl="http://schemas.microsoft.com/office/word/2024/wordml/sdtformatlock" xmlns:w16se="http://schemas.microsoft.com/office/word/2015/wordml/symex" xmlns:wpg="http://schemas.microsoft.com/office/word/2010/wordprocessingGroup" xmlns:wpi="http://schemas.microsoft.com/office/word/2010/wordprocessingInk" xmlns:wne="http://schemas.microsoft.com/office/word/2006/wordml" xmlns:wps="http://schemas.microsoft.com/office/word/2010/wordprocessingShape" mc:Ignorable="w14 w15 w16se w16cid w16 w16cex w16sdtdh w16sdtfl w16du wp14">
   <w:tbl>
     <w:tblPr>
       <w:tblW w:w="10400" w:type="dxa"/>
       <w:jc w:val="center"/>
-      <w:tblLook w:val="04A0"/>
+      <w:tblLook w:val="04A0" w:firstRow="1" w:lastRow="0" w:firstColumn="1" w:lastColumn="0" w:noHBand="0" w:noVBand="1"/>
     </w:tblPr>
     <w:tblGrid>
       <w:gridCol w:w="5490"/>
       <w:gridCol w:w="4910"/>
     </w:tblGrid>
     <w:tr>
-      <w:tblPrEx>
-        <w:tblW w:w="10400" w:type="dxa"/>
-        <w:jc w:val="center"/>
-        <w:tblLook w:val="04A0"/>
-      </w:tblPrEx>
       <w:trPr>
         <w:trHeight w:val="300"/>
         <w:jc w:val="center"/>
@@ -1456,11 +1480,6 @@
       </w:tc>
     </w:tr>
     <w:tr>
-      <w:tblPrEx>
-        <w:tblW w:w="10400" w:type="dxa"/>
-        <w:jc w:val="center"/>
-        <w:tblLook w:val="04A0"/>
-      </w:tblPrEx>
       <w:trPr>
         <w:trHeight w:val="300"/>
         <w:jc w:val="center"/>
@@ -1569,11 +1588,6 @@
       </w:tc>
     </w:tr>
     <w:tr>
-      <w:tblPrEx>
-        <w:tblW w:w="10400" w:type="dxa"/>
-        <w:jc w:val="center"/>
-        <w:tblLook w:val="04A0"/>
-      </w:tblPrEx>
       <w:trPr>
         <w:trHeight w:val="300"/>
         <w:jc w:val="center"/>
@@ -1705,11 +1719,6 @@
       </w:tc>
     </w:tr>
     <w:tr>
-      <w:tblPrEx>
-        <w:tblW w:w="10400" w:type="dxa"/>
-        <w:jc w:val="center"/>
-        <w:tblLook w:val="04A0"/>
-      </w:tblPrEx>
       <w:trPr>
         <w:trHeight w:val="300"/>
         <w:jc w:val="center"/>
@@ -1778,7 +1787,7 @@
 </file>
 
 <file path=word/styles.xml><?xml version="1.0" encoding="utf-8"?>
-<w:styles xmlns:mc="http://schemas.openxmlformats.org/markup-compatibility/2006" xmlns:r="http://schemas.openxmlformats.org/officeDocument/2006/relationships" xmlns:w="http://schemas.openxmlformats.org/wordprocessingml/2006/main" xmlns:w14="http://schemas.microsoft.com/office/word/2010/wordml" xmlns:w15="http://schemas.microsoft.com/office/word/2012/wordml" mc:Ignorable="w14 w15">
+<w:styles xmlns:mc="http://schemas.openxmlformats.org/markup-compatibility/2006" xmlns:r="http://schemas.openxmlformats.org/officeDocument/2006/relationships" xmlns:w="http://schemas.openxmlformats.org/wordprocessingml/2006/main" xmlns:w14="http://schemas.microsoft.com/office/word/2010/wordml" xmlns:w15="http://schemas.microsoft.com/office/word/2012/wordml" xmlns:w16cex="http://schemas.microsoft.com/office/word/2018/wordml/cex" xmlns:w16cid="http://schemas.microsoft.com/office/word/2016/wordml/cid" xmlns:w16="http://schemas.microsoft.com/office/word/2018/wordml" xmlns:w16du="http://schemas.microsoft.com/office/word/2023/wordml/word16du" xmlns:w16sdtdh="http://schemas.microsoft.com/office/word/2020/wordml/sdtdatahash" xmlns:w16sdtfl="http://schemas.microsoft.com/office/word/2024/wordml/sdtformatlock" xmlns:w16se="http://schemas.microsoft.com/office/word/2015/wordml/symex" mc:Ignorable="w14 w15 w16se w16cid w16 w16cex w16sdtdh w16sdtfl w16du">
   <w:docDefaults>
     <w:rPrDefault>
       <w:rPr>
@@ -2168,11 +2177,11 @@
     <w:lsdException w:name="List Table 5 Dark Accent 6" w:uiPriority="50"/>
     <w:lsdException w:name="List Table 6 Colorful Accent 6" w:uiPriority="51"/>
     <w:lsdException w:name="List Table 7 Colorful Accent 6" w:uiPriority="52"/>
-    <w:lsdException w:name="Smart Link" w:semiHidden="1" w:unhideWhenUsed="1"/>
     <w:lsdException w:name="Mention" w:semiHidden="1" w:unhideWhenUsed="1"/>
     <w:lsdException w:name="Smart Hyperlink" w:semiHidden="1" w:unhideWhenUsed="1"/>
     <w:lsdException w:name="Hashtag" w:semiHidden="1" w:unhideWhenUsed="1"/>
     <w:lsdException w:name="Unresolved Mention" w:semiHidden="1" w:unhideWhenUsed="1"/>
+    <w:lsdException w:name="Smart Link" w:semiHidden="1" w:unhideWhenUsed="1"/>
   </w:latentStyles>
   <w:style w:type="paragraph" w:default="1" w:styleId="Normal">
     <w:name w:val="Normal"/>
